--- a/assets/documents/personal-data-consent-adult.docx
+++ b/assets/documents/personal-data-consent-adult.docx
@@ -73,12 +73,6 @@
           <w:lang w:eastAsia="ru-RU"/>
         </w:rPr>
         <w:t>Я, _____________________________________________________________</w:t>
-      </w:r>
-      <w:r>
-        <w:rPr>
-          <w:rFonts w:ascii="Times New Roman" w:eastAsia="Times New Roman" w:hAnsi="Times New Roman" w:cs="Times New Roman"/>
-          <w:lang w:eastAsia="ru-RU"/>
-        </w:rPr>
         <w:br/>
         <w:t>(Ф.И.О. полностью),</w:t>
       </w:r>
@@ -98,12 +92,6 @@
           <w:lang w:eastAsia="ru-RU"/>
         </w:rPr>
         <w:t>паспорт: серия ______ № ______, выдан __________________________,</w:t>
-      </w:r>
-      <w:r>
-        <w:rPr>
-          <w:rFonts w:ascii="Times New Roman" w:eastAsia="Times New Roman" w:hAnsi="Times New Roman" w:cs="Times New Roman"/>
-          <w:lang w:eastAsia="ru-RU"/>
-        </w:rPr>
         <w:br/>
         <w:t>зарегистрированный(ая) по адресу: ________________________________,</w:t>
       </w:r>
@@ -232,7 +220,24 @@
           <w:rFonts w:ascii="Times New Roman" w:eastAsia="Times New Roman" w:hAnsi="Times New Roman" w:cs="Times New Roman"/>
           <w:lang w:eastAsia="ru-RU"/>
         </w:rPr>
-        <w:t>адрес проживания;</w:t>
+        <w:del w:id="201" w:author="Claude" w:date="2026-05-02T00:00:00Z">
+          <w:r>
+            <w:rPr>
+              <w:rFonts w:ascii="Times New Roman" w:eastAsia="Times New Roman" w:hAnsi="Times New Roman" w:cs="Times New Roman"/>
+              <w:lang w:eastAsia="ru-RU"/>
+            </w:rPr>
+            <w:delText xml:space="preserve">адрес проживания;</w:delText>
+          </w:r>
+        </w:del>
+        <w:ins w:id="202" w:author="Claude" w:date="2026-05-02T00:00:00Z">
+          <w:r>
+            <w:rPr>
+              <w:rFonts w:ascii="Times New Roman" w:eastAsia="Times New Roman" w:hAnsi="Times New Roman" w:cs="Times New Roman"/>
+              <w:lang w:eastAsia="ru-RU"/>
+            </w:rPr>
+            <w:t xml:space="preserve">адрес (при необходимости, по согласованию с Оператором);</w:t>
+          </w:r>
+        </w:ins>
       </w:r>
     </w:p>
     <w:p>
@@ -274,7 +279,24 @@
           <w:rFonts w:ascii="Times New Roman" w:eastAsia="Times New Roman" w:hAnsi="Times New Roman" w:cs="Times New Roman"/>
           <w:lang w:eastAsia="ru-RU"/>
         </w:rPr>
-        <w:t>сведения об образовании и учебных результатах;</w:t>
+        <w:del w:id="203" w:author="Claude" w:date="2026-05-02T00:00:00Z">
+          <w:r>
+            <w:rPr>
+              <w:rFonts w:ascii="Times New Roman" w:eastAsia="Times New Roman" w:hAnsi="Times New Roman" w:cs="Times New Roman"/>
+              <w:lang w:eastAsia="ru-RU"/>
+            </w:rPr>
+            <w:delText xml:space="preserve">сведения об образовании и учебных результатах;</w:delText>
+          </w:r>
+        </w:del>
+        <w:ins w:id="204" w:author="Claude" w:date="2026-05-02T00:00:00Z">
+          <w:r>
+            <w:rPr>
+              <w:rFonts w:ascii="Times New Roman" w:eastAsia="Times New Roman" w:hAnsi="Times New Roman" w:cs="Times New Roman"/>
+              <w:lang w:eastAsia="ru-RU"/>
+            </w:rPr>
+            <w:t xml:space="preserve">сведения об уровне владения языком и учебных целях;</w:t>
+          </w:r>
+        </w:ins>
       </w:r>
     </w:p>
     <w:p>
@@ -377,7 +399,24 @@
           <w:rFonts w:ascii="Times New Roman" w:eastAsia="Times New Roman" w:hAnsi="Times New Roman" w:cs="Times New Roman"/>
           <w:lang w:eastAsia="ru-RU"/>
         </w:rPr>
-        <w:t>выставление счетов, заключение и исполнение договоров;</w:t>
+        <w:del w:id="205" w:author="Claude" w:date="2026-05-02T00:00:00Z">
+          <w:r>
+            <w:rPr>
+              <w:rFonts w:ascii="Times New Roman" w:eastAsia="Times New Roman" w:hAnsi="Times New Roman" w:cs="Times New Roman"/>
+              <w:lang w:eastAsia="ru-RU"/>
+            </w:rPr>
+            <w:delText xml:space="preserve">выставление счетов, заключение и исполнение договоров;</w:delText>
+          </w:r>
+        </w:del>
+        <w:ins w:id="206" w:author="Claude" w:date="2026-05-02T00:00:00Z">
+          <w:r>
+            <w:rPr>
+              <w:rFonts w:ascii="Times New Roman" w:eastAsia="Times New Roman" w:hAnsi="Times New Roman" w:cs="Times New Roman"/>
+              <w:lang w:eastAsia="ru-RU"/>
+            </w:rPr>
+            <w:t xml:space="preserve">оформление чеков самозанятого, заключение и исполнение договоров;</w:t>
+          </w:r>
+        </w:ins>
       </w:r>
     </w:p>
     <w:p>
@@ -398,7 +437,24 @@
           <w:rFonts w:ascii="Times New Roman" w:eastAsia="Times New Roman" w:hAnsi="Times New Roman" w:cs="Times New Roman"/>
           <w:lang w:eastAsia="ru-RU"/>
         </w:rPr>
-        <w:t>информирование о расписании и новостях;</w:t>
+        <w:del w:id="207" w:author="Claude" w:date="2026-05-02T00:00:00Z">
+          <w:r>
+            <w:rPr>
+              <w:rFonts w:ascii="Times New Roman" w:eastAsia="Times New Roman" w:hAnsi="Times New Roman" w:cs="Times New Roman"/>
+              <w:lang w:eastAsia="ru-RU"/>
+            </w:rPr>
+            <w:delText xml:space="preserve">информирование о расписании и новостях;</w:delText>
+          </w:r>
+        </w:del>
+        <w:ins w:id="208" w:author="Claude" w:date="2026-05-02T00:00:00Z">
+          <w:r>
+            <w:rPr>
+              <w:rFonts w:ascii="Times New Roman" w:eastAsia="Times New Roman" w:hAnsi="Times New Roman" w:cs="Times New Roman"/>
+              <w:lang w:eastAsia="ru-RU"/>
+            </w:rPr>
+            <w:t xml:space="preserve">информирование о расписании занятий;</w:t>
+          </w:r>
+        </w:ins>
       </w:r>
     </w:p>
     <w:p>
@@ -493,7 +549,24 @@
           <w:rFonts w:ascii="Times New Roman" w:eastAsia="Times New Roman" w:hAnsi="Times New Roman" w:cs="Times New Roman"/>
           <w:lang w:eastAsia="ru-RU"/>
         </w:rPr>
-        <w:t>Согласие действует в течение 5 (пяти) лет с момента подписания. Может быть отозвано мною в любой момент путём направления письменного заявления Оператору.</w:t>
+        <w:del w:id="209" w:author="Claude" w:date="2026-05-02T00:00:00Z">
+          <w:r>
+            <w:rPr>
+              <w:rFonts w:ascii="Times New Roman" w:eastAsia="Times New Roman" w:hAnsi="Times New Roman" w:cs="Times New Roman"/>
+              <w:lang w:eastAsia="ru-RU"/>
+            </w:rPr>
+            <w:delText xml:space="preserve">Согласие действует в течение 5 (пяти) лет с момента подписания. Может быть отозвано мною в любой момент путём направления письменного заявления Оператору.</w:delText>
+          </w:r>
+        </w:del>
+        <w:ins w:id="210" w:author="Claude" w:date="2026-05-02T00:00:00Z">
+          <w:r>
+            <w:rPr>
+              <w:rFonts w:ascii="Times New Roman" w:eastAsia="Times New Roman" w:hAnsi="Times New Roman" w:cs="Times New Roman"/>
+              <w:lang w:eastAsia="ru-RU"/>
+            </w:rPr>
+            <w:t xml:space="preserve">Согласие действует в течение 5 (пяти) лет с даты прекращения действия договора об оказании услуг. Может быть отозвано мною в любой момент путём направления письменного заявления Оператору на адрес: whitenois@mail.ru или в Telegram @MariaBurceva_English.</w:t>
+          </w:r>
+        </w:ins>
       </w:r>
     </w:p>
     <w:p>
@@ -582,12 +655,6 @@
           <w:lang w:eastAsia="ru-RU"/>
         </w:rPr>
         <w:t>_ г.</w:t>
-      </w:r>
-      <w:r>
-        <w:rPr>
-          <w:rFonts w:ascii="Times New Roman" w:eastAsia="Times New Roman" w:hAnsi="Times New Roman" w:cs="Times New Roman"/>
-          <w:lang w:eastAsia="ru-RU"/>
-        </w:rPr>
         <w:br/>
         <w:t>Подпись: _____________________</w:t>
       </w:r>
